--- a/FrostPunk模拟赛Ⅰ/拆除前哨站/拆除前哨站.docx
+++ b/FrostPunk模拟赛Ⅰ/拆除前哨站/拆除前哨站.docx
@@ -35,8 +35,10 @@
           <w:szCs w:val="21"/>
           <w:lang w:eastAsia="zh-CN"/>
         </w:rPr>
-        <w:t>1</w:t>
-      </w:r>
+        <w:t>2</w:t>
+      </w:r>
+      <w:bookmarkStart w:id="6" w:name="_GoBack"/>
+      <w:bookmarkEnd w:id="6"/>
       <w:r>
         <w:rPr>
           <w:rFonts w:hint="eastAsia"/>
@@ -145,20 +147,7 @@
           <w:szCs w:val="24"/>
           <w:lang w:eastAsia="zh-CN"/>
         </w:rPr>
-        <w:t>位于特斯拉城的前哨站为新伦敦贡献了很多的蒸汽核心。随着天边直冲云霄的风暴铺天盖地地袭来，必须从现在开始将前哨站的设备拆除，距离最后撤离还有N个小时，恰</w:t>
-      </w:r>
-      <w:bookmarkStart w:id="6" w:name="_GoBack"/>
-      <w:bookmarkEnd w:id="6"/>
-      <w:r>
-        <w:rPr>
-          <w:rFonts w:hint="default"/>
-          <w:b w:val="0"/>
-          <w:bCs w:val="0"/>
-          <w:sz w:val="24"/>
-          <w:szCs w:val="24"/>
-          <w:lang w:eastAsia="zh-CN"/>
-        </w:rPr>
-        <w:t>好有N个设备（编号1到N）需要拆除，每个设备需要耗费1小时的时间才能拆除，这些设备构成一棵以1号设备为根的有根树，一个节点能够被拆除当且仅当其没有未被拆除的儿子节点。</w:t>
+        <w:t>位于特斯拉城的前哨站为新伦敦贡献了很多的蒸汽核心。随着天边直冲云霄的风暴铺天盖地地袭来，必须从现在开始将前哨站的设备拆除，距离最后撤离还有N个小时，恰好有N个设备（编号1到N）需要拆除，每个设备需要耗费1小时的时间才能拆除，这些设备构成一棵以1号设备为根的有根树，一个节点能够被拆除当且仅当其没有未被拆除的儿子节点。</w:t>
       </w:r>
     </w:p>
     <w:p>
